--- a/GreateWMS项目搭建.docx
+++ b/GreateWMS项目搭建.docx
@@ -45,8 +45,6 @@
         </w:rPr>
         <w:t>先安装docker和dockers compose，这个可以参考其它安装资料，这边不过度描述</w:t>
       </w:r>
-      <w:bookmarkStart w:id="0" w:name="_GoBack"/>
-      <w:bookmarkEnd w:id="0"/>
     </w:p>
     <w:p>
       <w:pPr>
@@ -74,6 +72,7 @@
     <w:p>
       <w:pPr>
         <w:numPr>
+          <w:ilvl w:val="0"/>
           <w:numId w:val="0"/>
         </w:numPr>
         <w:rPr>
@@ -170,21 +169,13 @@
           <w:szCs w:val="28"/>
           <w:lang w:val="en-US" w:eastAsia="zh-CN"/>
         </w:rPr>
-        <w:t>讲templates/public/statics/baseurl.txt 和  templates/dist/spa/statics/baseurl.js 这个目录的文件内容修改为：</w:t>
-      </w:r>
-      <w:r>
-        <w:rPr>
-          <w:rFonts w:hint="eastAsia"/>
-          <w:sz w:val="28"/>
-          <w:szCs w:val="28"/>
-          <w:lang w:val="en-US" w:eastAsia="zh-CN"/>
-        </w:rPr>
-        <w:t>http://您的服务器IP:8008，</w:t>
-      </w:r>
-    </w:p>
-    <w:p>
-      <w:pPr>
-        <w:numPr>
+        <w:t>讲templates/public/statics/baseurl.txt 和  templates/dist/spa/statics/baseurl.js 这个目录的文件内容修改为：http://您的服务器IP:8008，</w:t>
+      </w:r>
+    </w:p>
+    <w:p>
+      <w:pPr>
+        <w:numPr>
+          <w:ilvl w:val="0"/>
           <w:numId w:val="0"/>
         </w:numPr>
       </w:pPr>
@@ -235,6 +226,7 @@
     <w:p>
       <w:pPr>
         <w:numPr>
+          <w:ilvl w:val="0"/>
           <w:numId w:val="0"/>
         </w:numPr>
         <w:rPr>
@@ -312,6 +304,7 @@
     <w:p>
       <w:pPr>
         <w:numPr>
+          <w:ilvl w:val="0"/>
           <w:numId w:val="0"/>
         </w:numPr>
         <w:rPr>
@@ -334,6 +327,7 @@
     <w:p>
       <w:pPr>
         <w:numPr>
+          <w:ilvl w:val="0"/>
           <w:numId w:val="0"/>
         </w:numPr>
         <w:rPr>
@@ -356,19 +350,21 @@
     <w:p>
       <w:pPr>
         <w:numPr>
-          <w:numId w:val="0"/>
-        </w:numPr>
-        <w:rPr>
-          <w:rFonts w:hint="default"/>
-          <w:sz w:val="18"/>
-          <w:szCs w:val="18"/>
-          <w:lang w:val="en-US" w:eastAsia="zh-CN"/>
-        </w:rPr>
-      </w:pPr>
-    </w:p>
-    <w:p>
-      <w:pPr>
-        <w:numPr>
+          <w:ilvl w:val="0"/>
+          <w:numId w:val="0"/>
+        </w:numPr>
+        <w:rPr>
+          <w:rFonts w:hint="default"/>
+          <w:sz w:val="18"/>
+          <w:szCs w:val="18"/>
+          <w:lang w:val="en-US" w:eastAsia="zh-CN"/>
+        </w:rPr>
+      </w:pPr>
+    </w:p>
+    <w:p>
+      <w:pPr>
+        <w:numPr>
+          <w:ilvl w:val="0"/>
           <w:numId w:val="0"/>
         </w:numPr>
         <w:rPr>
@@ -391,6 +387,7 @@
     <w:p>
       <w:pPr>
         <w:numPr>
+          <w:ilvl w:val="0"/>
           <w:numId w:val="0"/>
         </w:numPr>
         <w:rPr>
@@ -413,6 +410,7 @@
     <w:p>
       <w:pPr>
         <w:numPr>
+          <w:ilvl w:val="0"/>
           <w:numId w:val="0"/>
         </w:numPr>
         <w:rPr>
@@ -435,6 +433,7 @@
     <w:p>
       <w:pPr>
         <w:numPr>
+          <w:ilvl w:val="0"/>
           <w:numId w:val="0"/>
         </w:numPr>
         <w:rPr>
@@ -457,6 +456,7 @@
     <w:p>
       <w:pPr>
         <w:numPr>
+          <w:ilvl w:val="0"/>
           <w:numId w:val="0"/>
         </w:numPr>
         <w:rPr>
@@ -479,6 +479,7 @@
     <w:p>
       <w:pPr>
         <w:numPr>
+          <w:ilvl w:val="0"/>
           <w:numId w:val="0"/>
         </w:numPr>
         <w:rPr>
@@ -501,6 +502,7 @@
     <w:p>
       <w:pPr>
         <w:numPr>
+          <w:ilvl w:val="0"/>
           <w:numId w:val="0"/>
         </w:numPr>
         <w:rPr>
@@ -523,6 +525,7 @@
     <w:p>
       <w:pPr>
         <w:numPr>
+          <w:ilvl w:val="0"/>
           <w:numId w:val="0"/>
         </w:numPr>
         <w:rPr>
@@ -541,10 +544,22 @@
         </w:rPr>
         <w:t xml:space="preserve">      - '8080:8080'</w:t>
       </w:r>
-    </w:p>
-    <w:p>
-      <w:pPr>
-        <w:numPr>
+      <w:r>
+        <w:rPr>
+          <w:rFonts w:hint="eastAsia"/>
+          <w:sz w:val="18"/>
+          <w:szCs w:val="18"/>
+          <w:lang w:val="en-US" w:eastAsia="zh-CN"/>
+        </w:rPr>
+        <w:t xml:space="preserve">    # 注意这边可以把8080改成其它的改成8081，如果系统里面8080被占用了就可以换一个</w:t>
+      </w:r>
+      <w:bookmarkStart w:id="0" w:name="_GoBack"/>
+      <w:bookmarkEnd w:id="0"/>
+    </w:p>
+    <w:p>
+      <w:pPr>
+        <w:numPr>
+          <w:ilvl w:val="0"/>
           <w:numId w:val="0"/>
         </w:numPr>
         <w:rPr>
@@ -567,6 +582,7 @@
     <w:p>
       <w:pPr>
         <w:numPr>
+          <w:ilvl w:val="0"/>
           <w:numId w:val="0"/>
         </w:numPr>
         <w:rPr>
@@ -589,6 +605,7 @@
     <w:p>
       <w:pPr>
         <w:numPr>
+          <w:ilvl w:val="0"/>
           <w:numId w:val="0"/>
         </w:numPr>
         <w:rPr>
@@ -611,6 +628,7 @@
     <w:p>
       <w:pPr>
         <w:numPr>
+          <w:ilvl w:val="0"/>
           <w:numId w:val="0"/>
         </w:numPr>
         <w:rPr>
@@ -633,6 +651,7 @@
     <w:p>
       <w:pPr>
         <w:numPr>
+          <w:ilvl w:val="0"/>
           <w:numId w:val="0"/>
         </w:numPr>
         <w:rPr>
@@ -655,6 +674,7 @@
     <w:p>
       <w:pPr>
         <w:numPr>
+          <w:ilvl w:val="0"/>
           <w:numId w:val="0"/>
         </w:numPr>
         <w:rPr>
@@ -677,6 +697,7 @@
     <w:p>
       <w:pPr>
         <w:numPr>
+          <w:ilvl w:val="0"/>
           <w:numId w:val="0"/>
         </w:numPr>
         <w:rPr>
@@ -699,19 +720,21 @@
     <w:p>
       <w:pPr>
         <w:numPr>
-          <w:numId w:val="0"/>
-        </w:numPr>
-        <w:rPr>
-          <w:rFonts w:hint="default"/>
-          <w:sz w:val="18"/>
-          <w:szCs w:val="18"/>
-          <w:lang w:val="en-US" w:eastAsia="zh-CN"/>
-        </w:rPr>
-      </w:pPr>
-    </w:p>
-    <w:p>
-      <w:pPr>
-        <w:numPr>
+          <w:ilvl w:val="0"/>
+          <w:numId w:val="0"/>
+        </w:numPr>
+        <w:rPr>
+          <w:rFonts w:hint="default"/>
+          <w:sz w:val="18"/>
+          <w:szCs w:val="18"/>
+          <w:lang w:val="en-US" w:eastAsia="zh-CN"/>
+        </w:rPr>
+      </w:pPr>
+    </w:p>
+    <w:p>
+      <w:pPr>
+        <w:numPr>
+          <w:ilvl w:val="0"/>
           <w:numId w:val="0"/>
         </w:numPr>
         <w:rPr>
@@ -734,6 +757,7 @@
     <w:p>
       <w:pPr>
         <w:numPr>
+          <w:ilvl w:val="0"/>
           <w:numId w:val="0"/>
         </w:numPr>
         <w:rPr>
@@ -756,6 +780,7 @@
     <w:p>
       <w:pPr>
         <w:numPr>
+          <w:ilvl w:val="0"/>
           <w:numId w:val="0"/>
         </w:numPr>
         <w:rPr>
@@ -778,6 +803,7 @@
     <w:p>
       <w:pPr>
         <w:numPr>
+          <w:ilvl w:val="0"/>
           <w:numId w:val="0"/>
         </w:numPr>
         <w:rPr>
@@ -800,6 +826,7 @@
     <w:p>
       <w:pPr>
         <w:numPr>
+          <w:ilvl w:val="0"/>
           <w:numId w:val="0"/>
         </w:numPr>
         <w:rPr>
@@ -822,6 +849,7 @@
     <w:p>
       <w:pPr>
         <w:numPr>
+          <w:ilvl w:val="0"/>
           <w:numId w:val="0"/>
         </w:numPr>
         <w:rPr>
@@ -844,6 +872,7 @@
     <w:p>
       <w:pPr>
         <w:numPr>
+          <w:ilvl w:val="0"/>
           <w:numId w:val="0"/>
         </w:numPr>
         <w:rPr>
@@ -866,6 +895,7 @@
     <w:p>
       <w:pPr>
         <w:numPr>
+          <w:ilvl w:val="0"/>
           <w:numId w:val="0"/>
         </w:numPr>
         <w:rPr>
@@ -888,6 +918,7 @@
     <w:p>
       <w:pPr>
         <w:numPr>
+          <w:ilvl w:val="0"/>
           <w:numId w:val="0"/>
         </w:numPr>
         <w:rPr>
@@ -910,6 +941,7 @@
     <w:p>
       <w:pPr>
         <w:numPr>
+          <w:ilvl w:val="0"/>
           <w:numId w:val="0"/>
         </w:numPr>
         <w:rPr>
@@ -932,6 +964,7 @@
     <w:p>
       <w:pPr>
         <w:numPr>
+          <w:ilvl w:val="0"/>
           <w:numId w:val="0"/>
         </w:numPr>
         <w:rPr>
@@ -954,6 +987,7 @@
     <w:p>
       <w:pPr>
         <w:numPr>
+          <w:ilvl w:val="0"/>
           <w:numId w:val="0"/>
         </w:numPr>
         <w:rPr>
@@ -976,6 +1010,7 @@
     <w:p>
       <w:pPr>
         <w:numPr>
+          <w:ilvl w:val="0"/>
           <w:numId w:val="0"/>
         </w:numPr>
         <w:rPr>
@@ -998,6 +1033,7 @@
     <w:p>
       <w:pPr>
         <w:numPr>
+          <w:ilvl w:val="0"/>
           <w:numId w:val="0"/>
         </w:numPr>
         <w:rPr>
@@ -1020,6 +1056,7 @@
     <w:p>
       <w:pPr>
         <w:numPr>
+          <w:ilvl w:val="0"/>
           <w:numId w:val="0"/>
         </w:numPr>
         <w:rPr>
@@ -1103,6 +1140,316 @@
           <w:lang w:val="en-US" w:eastAsia="zh-CN"/>
         </w:rPr>
         <w:t>然后执行这个命令，这个命令估计需要比较久，应该在拉取镜像和启动服务</w:t>
+      </w:r>
+    </w:p>
+    <w:p>
+      <w:pPr>
+        <w:numPr>
+          <w:ilvl w:val="0"/>
+          <w:numId w:val="1"/>
+        </w:numPr>
+        <w:rPr>
+          <w:rFonts w:hint="default"/>
+          <w:sz w:val="28"/>
+          <w:szCs w:val="28"/>
+          <w:lang w:val="en-US" w:eastAsia="zh-CN"/>
+        </w:rPr>
+      </w:pPr>
+      <w:r>
+        <w:rPr>
+          <w:rFonts w:hint="eastAsia"/>
+          <w:sz w:val="28"/>
+          <w:szCs w:val="28"/>
+          <w:lang w:val="en-US" w:eastAsia="zh-CN"/>
+        </w:rPr>
+        <w:t>注意执行7的前提最好把daemon.json的内容把下面这个加上拉去的时候才不会有问题，不然会出现下图的错误</w:t>
+      </w:r>
+    </w:p>
+    <w:p>
+      <w:pPr>
+        <w:numPr>
+          <w:ilvl w:val="0"/>
+          <w:numId w:val="0"/>
+        </w:numPr>
+        <w:rPr>
+          <w:rFonts w:hint="default"/>
+          <w:sz w:val="28"/>
+          <w:szCs w:val="28"/>
+          <w:lang w:val="en-US" w:eastAsia="zh-CN"/>
+        </w:rPr>
+      </w:pPr>
+      <w:r>
+        <w:drawing>
+          <wp:inline distT="0" distB="0" distL="114300" distR="114300">
+            <wp:extent cx="5262880" cy="985520"/>
+            <wp:effectExtent l="0" t="0" r="13970" b="5080"/>
+            <wp:docPr id="6" name="图片 2"/>
+            <wp:cNvGraphicFramePr>
+              <a:graphicFrameLocks xmlns:a="http://schemas.openxmlformats.org/drawingml/2006/main" noChangeAspect="1"/>
+            </wp:cNvGraphicFramePr>
+            <a:graphic xmlns:a="http://schemas.openxmlformats.org/drawingml/2006/main">
+              <a:graphicData uri="http://schemas.openxmlformats.org/drawingml/2006/picture">
+                <pic:pic xmlns:pic="http://schemas.openxmlformats.org/drawingml/2006/picture">
+                  <pic:nvPicPr>
+                    <pic:cNvPr id="6" name="图片 2"/>
+                    <pic:cNvPicPr>
+                      <a:picLocks noChangeAspect="1"/>
+                    </pic:cNvPicPr>
+                  </pic:nvPicPr>
+                  <pic:blipFill>
+                    <a:blip r:embed="rId8"/>
+                    <a:stretch>
+                      <a:fillRect/>
+                    </a:stretch>
+                  </pic:blipFill>
+                  <pic:spPr>
+                    <a:xfrm>
+                      <a:off x="0" y="0"/>
+                      <a:ext cx="5262880" cy="985520"/>
+                    </a:xfrm>
+                    <a:prstGeom prst="rect">
+                      <a:avLst/>
+                    </a:prstGeom>
+                    <a:noFill/>
+                    <a:ln>
+                      <a:noFill/>
+                    </a:ln>
+                  </pic:spPr>
+                </pic:pic>
+              </a:graphicData>
+            </a:graphic>
+          </wp:inline>
+        </w:drawing>
+      </w:r>
+    </w:p>
+    <w:p>
+      <w:pPr>
+        <w:numPr>
+          <w:ilvl w:val="0"/>
+          <w:numId w:val="0"/>
+        </w:numPr>
+        <w:rPr>
+          <w:rFonts w:hint="default"/>
+          <w:sz w:val="28"/>
+          <w:szCs w:val="28"/>
+          <w:lang w:val="en-US" w:eastAsia="zh-CN"/>
+        </w:rPr>
+      </w:pPr>
+      <w:r>
+        <w:rPr>
+          <w:rFonts w:hint="default"/>
+          <w:sz w:val="28"/>
+          <w:szCs w:val="28"/>
+          <w:lang w:val="en-US" w:eastAsia="zh-CN"/>
+        </w:rPr>
+        <w:t>{</w:t>
+      </w:r>
+    </w:p>
+    <w:p>
+      <w:pPr>
+        <w:numPr>
+          <w:ilvl w:val="0"/>
+          <w:numId w:val="0"/>
+        </w:numPr>
+        <w:rPr>
+          <w:rFonts w:hint="default"/>
+          <w:sz w:val="28"/>
+          <w:szCs w:val="28"/>
+          <w:lang w:val="en-US" w:eastAsia="zh-CN"/>
+        </w:rPr>
+      </w:pPr>
+      <w:r>
+        <w:rPr>
+          <w:rFonts w:hint="default"/>
+          <w:sz w:val="28"/>
+          <w:szCs w:val="28"/>
+          <w:lang w:val="en-US" w:eastAsia="zh-CN"/>
+        </w:rPr>
+        <w:t xml:space="preserve">  "registry-mirrors": [</w:t>
+      </w:r>
+    </w:p>
+    <w:p>
+      <w:pPr>
+        <w:numPr>
+          <w:ilvl w:val="0"/>
+          <w:numId w:val="0"/>
+        </w:numPr>
+        <w:rPr>
+          <w:rFonts w:hint="default"/>
+          <w:sz w:val="28"/>
+          <w:szCs w:val="28"/>
+          <w:lang w:val="en-US" w:eastAsia="zh-CN"/>
+        </w:rPr>
+      </w:pPr>
+      <w:r>
+        <w:rPr>
+          <w:rFonts w:hint="default"/>
+          <w:sz w:val="28"/>
+          <w:szCs w:val="28"/>
+          <w:lang w:val="en-US" w:eastAsia="zh-CN"/>
+        </w:rPr>
+        <w:t xml:space="preserve">    "https://docker.m.daocloud.io",</w:t>
+      </w:r>
+    </w:p>
+    <w:p>
+      <w:pPr>
+        <w:numPr>
+          <w:ilvl w:val="0"/>
+          <w:numId w:val="0"/>
+        </w:numPr>
+        <w:rPr>
+          <w:rFonts w:hint="default"/>
+          <w:sz w:val="28"/>
+          <w:szCs w:val="28"/>
+          <w:lang w:val="en-US" w:eastAsia="zh-CN"/>
+        </w:rPr>
+      </w:pPr>
+      <w:r>
+        <w:rPr>
+          <w:rFonts w:hint="default"/>
+          <w:sz w:val="28"/>
+          <w:szCs w:val="28"/>
+          <w:lang w:val="en-US" w:eastAsia="zh-CN"/>
+        </w:rPr>
+        <w:t xml:space="preserve">    "https://docker.1panel.live",</w:t>
+      </w:r>
+    </w:p>
+    <w:p>
+      <w:pPr>
+        <w:numPr>
+          <w:ilvl w:val="0"/>
+          <w:numId w:val="0"/>
+        </w:numPr>
+        <w:rPr>
+          <w:rFonts w:hint="default"/>
+          <w:sz w:val="28"/>
+          <w:szCs w:val="28"/>
+          <w:lang w:val="en-US" w:eastAsia="zh-CN"/>
+        </w:rPr>
+      </w:pPr>
+      <w:r>
+        <w:rPr>
+          <w:rFonts w:hint="default"/>
+          <w:sz w:val="28"/>
+          <w:szCs w:val="28"/>
+          <w:lang w:val="en-US" w:eastAsia="zh-CN"/>
+        </w:rPr>
+        <w:t xml:space="preserve">    "https://docker.nju.edu.cn",</w:t>
+      </w:r>
+    </w:p>
+    <w:p>
+      <w:pPr>
+        <w:numPr>
+          <w:ilvl w:val="0"/>
+          <w:numId w:val="0"/>
+        </w:numPr>
+        <w:rPr>
+          <w:rFonts w:hint="default"/>
+          <w:sz w:val="28"/>
+          <w:szCs w:val="28"/>
+          <w:lang w:val="en-US" w:eastAsia="zh-CN"/>
+        </w:rPr>
+      </w:pPr>
+      <w:r>
+        <w:rPr>
+          <w:rFonts w:hint="default"/>
+          <w:sz w:val="28"/>
+          <w:szCs w:val="28"/>
+          <w:lang w:val="en-US" w:eastAsia="zh-CN"/>
+        </w:rPr>
+        <w:t xml:space="preserve">    "https://dockerproxy.com",</w:t>
+      </w:r>
+    </w:p>
+    <w:p>
+      <w:pPr>
+        <w:numPr>
+          <w:ilvl w:val="0"/>
+          <w:numId w:val="0"/>
+        </w:numPr>
+        <w:rPr>
+          <w:rFonts w:hint="default"/>
+          <w:sz w:val="28"/>
+          <w:szCs w:val="28"/>
+          <w:lang w:val="en-US" w:eastAsia="zh-CN"/>
+        </w:rPr>
+      </w:pPr>
+      <w:r>
+        <w:rPr>
+          <w:rFonts w:hint="default"/>
+          <w:sz w:val="28"/>
+          <w:szCs w:val="28"/>
+          <w:lang w:val="en-US" w:eastAsia="zh-CN"/>
+        </w:rPr>
+        <w:t xml:space="preserve">    "https://hub-mirror.c.163.com",</w:t>
+      </w:r>
+    </w:p>
+    <w:p>
+      <w:pPr>
+        <w:numPr>
+          <w:ilvl w:val="0"/>
+          <w:numId w:val="0"/>
+        </w:numPr>
+        <w:rPr>
+          <w:rFonts w:hint="default"/>
+          <w:sz w:val="28"/>
+          <w:szCs w:val="28"/>
+          <w:lang w:val="en-US" w:eastAsia="zh-CN"/>
+        </w:rPr>
+      </w:pPr>
+      <w:r>
+        <w:rPr>
+          <w:rFonts w:hint="default"/>
+          <w:sz w:val="28"/>
+          <w:szCs w:val="28"/>
+          <w:lang w:val="en-US" w:eastAsia="zh-CN"/>
+        </w:rPr>
+        <w:t xml:space="preserve">    "https://docker.mirrors.ustc.edu.cn"</w:t>
+      </w:r>
+    </w:p>
+    <w:p>
+      <w:pPr>
+        <w:numPr>
+          <w:ilvl w:val="0"/>
+          <w:numId w:val="0"/>
+        </w:numPr>
+        <w:rPr>
+          <w:rFonts w:hint="default"/>
+          <w:sz w:val="28"/>
+          <w:szCs w:val="28"/>
+          <w:lang w:val="en-US" w:eastAsia="zh-CN"/>
+        </w:rPr>
+      </w:pPr>
+      <w:r>
+        <w:rPr>
+          <w:rFonts w:hint="default"/>
+          <w:sz w:val="28"/>
+          <w:szCs w:val="28"/>
+          <w:lang w:val="en-US" w:eastAsia="zh-CN"/>
+        </w:rPr>
+        <w:t xml:space="preserve">  ]</w:t>
+      </w:r>
+    </w:p>
+    <w:p>
+      <w:pPr>
+        <w:numPr>
+          <w:ilvl w:val="0"/>
+          <w:numId w:val="0"/>
+        </w:numPr>
+        <w:rPr>
+          <w:rFonts w:hint="default"/>
+          <w:sz w:val="28"/>
+          <w:szCs w:val="28"/>
+          <w:lang w:val="en-US" w:eastAsia="zh-CN"/>
+        </w:rPr>
+      </w:pPr>
+      <w:r>
+        <w:rPr>
+          <w:rFonts w:hint="default"/>
+          <w:sz w:val="28"/>
+          <w:szCs w:val="28"/>
+          <w:lang w:val="en-US" w:eastAsia="zh-CN"/>
+        </w:rPr>
+        <w:t>}</w:t>
       </w:r>
     </w:p>
     <w:p>
@@ -1276,7 +1623,7 @@
     <w:lsdException w:unhideWhenUsed="0" w:uiPriority="0" w:semiHidden="0" w:name="HTML Sample"/>
     <w:lsdException w:unhideWhenUsed="0" w:uiPriority="0" w:semiHidden="0" w:name="HTML Typewriter"/>
     <w:lsdException w:unhideWhenUsed="0" w:uiPriority="0" w:semiHidden="0" w:name="HTML Variable"/>
-    <w:lsdException w:unhideWhenUsed="0" w:uiPriority="0" w:name="Normal Table"/>
+    <w:lsdException w:qFormat="1" w:unhideWhenUsed="0" w:uiPriority="0" w:name="Normal Table"/>
     <w:lsdException w:unhideWhenUsed="0" w:uiPriority="0" w:semiHidden="0" w:name="annotation subject"/>
     <w:lsdException w:unhideWhenUsed="0" w:uiPriority="0" w:semiHidden="0" w:name="Table Simple 1"/>
     <w:lsdException w:unhideWhenUsed="0" w:uiPriority="0" w:semiHidden="0" w:name="Table Simple 2"/>
@@ -1501,6 +1848,7 @@
   <w:style w:type="table" w:default="1" w:styleId="5">
     <w:name w:val="Normal Table"/>
     <w:semiHidden/>
+    <w:qFormat/>
     <w:uiPriority w:val="0"/>
     <w:tblPr>
       <w:tblCellMar>
